--- a/paper/Supplementary_Information_EN.docx
+++ b/paper/Supplementary_Information_EN.docx
@@ -15435,11 +15435,7 @@
           <w:p>
             <w:pPr>
               <w:pStyle w:val="Compact"/>
-              <w:jc w:val="left"/>
-            </w:pPr>
-            <w:r>
-              <w:t xml:space="preserve">+nan</w:t>
-            </w:r>
+            </w:pPr>
           </w:p>
         </w:tc>
         <w:tc>
